--- a/pr-preview/pr-90/chapters/21-g-methods-time-varying-tracked-changes.docx
+++ b/pr-preview/pr-90/chapters/21-g-methods-time-varying-tracked-changes.docx
@@ -559,7 +559,13 @@
               <w:t xml:space="preserve">(Hernán and Robins 2020, 277)</w:t>
             </w:r>
             <w:r>
-              <w:t xml:space="preserve">; 32,000 individuals in total.</w:t>
+              <w:t xml:space="preserve">;</w:t>
+            </w:r>
+            <w:r>
+              <w:t xml:space="preserve"> </w:t>
+            </w:r>
+            <w:r>
+              <w:t xml:space="preserve">32,000 individuals in total.</w:t>
             </w:r>
           </w:p>
           <w:tbl>
@@ -3483,7 +3489,13 @@
               </m:r>
             </m:oMath>
             <w:r>
-              <w:t xml:space="preserve">. Then</w:t>
+              <w:t xml:space="preserve">.</w:t>
+            </w:r>
+            <w:r>
+              <w:t xml:space="preserve"> </w:t>
+            </w:r>
+            <w:r>
+              <w:t xml:space="preserve">Then</w:t>
             </w:r>
           </w:p>
           <w:p>
@@ -9279,93 +9291,91 @@
             </m:r>
           </m:sub>
         </m:sSub>
-        <m:r>
-          <m:rPr>
-            <m:sty m:val="p"/>
-          </m:rPr>
-          <m:t>[</m:t>
-        </m:r>
-        <m:r>
-          <m:t>Y</m:t>
-        </m:r>
-        <m:r>
-          <m:rPr>
-            <m:sty m:val="p"/>
-          </m:rPr>
-          <m:t>∣</m:t>
-        </m:r>
-        <m:sSub>
+        <m:d>
+          <m:dPr>
+            <m:begChr m:val="["/>
+            <m:sepChr m:val=""/>
+            <m:endChr m:val="]"/>
+            <m:grow/>
+          </m:dPr>
           <m:e>
             <m:r>
-              <m:t>A</m:t>
-            </m:r>
+              <m:t>Y</m:t>
+            </m:r>
+            <m:r>
+              <m:rPr>
+                <m:sty m:val="p"/>
+              </m:rPr>
+              <m:t>∣</m:t>
+            </m:r>
+            <m:sSub>
+              <m:e>
+                <m:r>
+                  <m:t>A</m:t>
+                </m:r>
+              </m:e>
+              <m:sub>
+                <m:r>
+                  <m:t>0</m:t>
+                </m:r>
+              </m:sub>
+            </m:sSub>
+            <m:r>
+              <m:rPr>
+                <m:sty m:val="p"/>
+              </m:rPr>
+              <m:t>=</m:t>
+            </m:r>
+            <m:sSub>
+              <m:e>
+                <m:r>
+                  <m:t>a</m:t>
+                </m:r>
+              </m:e>
+              <m:sub>
+                <m:r>
+                  <m:t>0</m:t>
+                </m:r>
+              </m:sub>
+            </m:sSub>
+            <m:r>
+              <m:rPr>
+                <m:sty m:val="p"/>
+              </m:rPr>
+              <m:t>,</m:t>
+            </m:r>
+            <m:sSub>
+              <m:e>
+                <m:r>
+                  <m:t>A</m:t>
+                </m:r>
+              </m:e>
+              <m:sub>
+                <m:r>
+                  <m:t>1</m:t>
+                </m:r>
+              </m:sub>
+            </m:sSub>
+            <m:r>
+              <m:rPr>
+                <m:sty m:val="p"/>
+              </m:rPr>
+              <m:t>=</m:t>
+            </m:r>
+            <m:sSub>
+              <m:e>
+                <m:r>
+                  <m:t>a</m:t>
+                </m:r>
+              </m:e>
+              <m:sub>
+                <m:r>
+                  <m:t>1</m:t>
+                </m:r>
+              </m:sub>
+            </m:sSub>
           </m:e>
-          <m:sub>
-            <m:r>
-              <m:t>0</m:t>
-            </m:r>
-          </m:sub>
-        </m:sSub>
-        <m:r>
-          <m:rPr>
-            <m:sty m:val="p"/>
-          </m:rPr>
-          <m:t>=</m:t>
-        </m:r>
-        <m:sSub>
-          <m:e>
-            <m:r>
-              <m:t>a</m:t>
-            </m:r>
-          </m:e>
-          <m:sub>
-            <m:r>
-              <m:t>0</m:t>
-            </m:r>
-          </m:sub>
-        </m:sSub>
-        <m:r>
-          <m:rPr>
-            <m:sty m:val="p"/>
-          </m:rPr>
-          <m:t>,</m:t>
-        </m:r>
-        <m:sSub>
-          <m:e>
-            <m:r>
-              <m:t>A</m:t>
-            </m:r>
-          </m:e>
-          <m:sub>
-            <m:r>
-              <m:t>1</m:t>
-            </m:r>
-          </m:sub>
-        </m:sSub>
-        <m:r>
-          <m:rPr>
-            <m:sty m:val="p"/>
-          </m:rPr>
-          <m:t>=</m:t>
-        </m:r>
-        <m:sSub>
-          <m:e>
-            <m:r>
-              <m:t>a</m:t>
-            </m:r>
-          </m:e>
-          <m:sub>
-            <m:r>
-              <m:t>1</m:t>
-            </m:r>
-          </m:sub>
-        </m:sSub>
-        <m:r>
-          <m:rPr>
-            <m:sty m:val="p"/>
-          </m:rPr>
-          <m:t>]</m:t>
-        </m:r>
+        </m:d>
       </m:oMath>
       <w:ins w:id="29" w:author="PR Preview" w:date="2024-01-01T00:00:00Z">
         <w:r>
@@ -9939,111 +9949,39 @@
             </m:r>
           </m:sub>
         </m:sSub>
-        <m:r>
-          <m:rPr>
-            <m:sty m:val="p"/>
-          </m:rPr>
-          <m:t>[</m:t>
-        </m:r>
-        <m:r>
-          <m:t>Y</m:t>
-        </m:r>
-        <m:r>
-          <m:rPr>
-            <m:sty m:val="p"/>
-          </m:rPr>
-          <m:t>∣</m:t>
-        </m:r>
-        <m:acc>
-          <m:accPr>
-            <m:chr m:val="‾"/>
-          </m:accPr>
+        <m:d>
+          <m:dPr>
+            <m:begChr m:val="["/>
+            <m:sepChr m:val=""/>
+            <m:endChr m:val="]"/>
+            <m:grow/>
+          </m:dPr>
           <m:e>
             <m:r>
-              <m:t>A</m:t>
-            </m:r>
-          </m:e>
-        </m:acc>
-        <m:r>
-          <m:rPr>
-            <m:sty m:val="p"/>
-          </m:rPr>
-          <m:t>=</m:t>
-        </m:r>
-        <m:acc>
-          <m:accPr>
-            <m:chr m:val="‾"/>
-          </m:accPr>
-          <m:e>
-            <m:r>
-              <m:t>a</m:t>
-            </m:r>
-          </m:e>
-        </m:acc>
-        <m:r>
-          <m:rPr>
-            <m:sty m:val="p"/>
-          </m:rPr>
-          <m:t>]</m:t>
-        </m:r>
-        <m:r>
-          <m:rPr>
-            <m:sty m:val="p"/>
-          </m:rPr>
-          <m:t>−</m:t>
-        </m:r>
-        <m:sSub>
-          <m:e>
+              <m:t>Y</m:t>
+            </m:r>
             <m:r>
               <m:rPr>
-                <m:nor/>
                 <m:sty m:val="p"/>
               </m:rPr>
-              <m:t>E</m:t>
-            </m:r>
-          </m:e>
-          <m:sub>
-            <m:r>
-              <m:t>p</m:t>
-            </m:r>
-            <m:r>
-              <m:t>s</m:t>
-            </m:r>
-          </m:sub>
-        </m:sSub>
-        <m:r>
-          <m:rPr>
-            <m:sty m:val="p"/>
-          </m:rPr>
-          <m:t>[</m:t>
-        </m:r>
-        <m:r>
-          <m:t>Y</m:t>
-        </m:r>
-        <m:r>
-          <m:rPr>
-            <m:sty m:val="p"/>
-          </m:rPr>
-          <m:t>∣</m:t>
-        </m:r>
-        <m:acc>
-          <m:accPr>
-            <m:chr m:val="‾"/>
-          </m:accPr>
-          <m:e>
-            <m:r>
-              <m:t>A</m:t>
-            </m:r>
-          </m:e>
-        </m:acc>
-        <m:r>
-          <m:rPr>
-            <m:sty m:val="p"/>
-          </m:rPr>
-          <m:t>=</m:t>
-        </m:r>
-        <m:sSup>
-          <m:e>
+              <m:t>∣</m:t>
+            </m:r>
+            <m:acc>
+              <m:accPr>
+                <m:chr m:val="‾"/>
+              </m:accPr>
+              <m:e>
+                <m:r>
+                  <m:t>A</m:t>
+                </m:r>
+              </m:e>
+            </m:acc>
+            <m:r>
+              <m:rPr>
+                <m:sty m:val="p"/>
+              </m:rPr>
+              <m:t>=</m:t>
+            </m:r>
             <m:acc>
               <m:accPr>
                 <m:chr m:val="‾"/>
@@ -10055,21 +9993,89 @@
               </m:e>
             </m:acc>
           </m:e>
-          <m:sup>
+        </m:d>
+        <m:r>
+          <m:rPr>
+            <m:sty m:val="p"/>
+          </m:rPr>
+          <m:t>−</m:t>
+        </m:r>
+        <m:sSub>
+          <m:e>
+            <m:r>
+              <m:rPr>
+                <m:nor/>
+                <m:sty m:val="p"/>
+              </m:rPr>
+              <m:t>E</m:t>
+            </m:r>
+          </m:e>
+          <m:sub>
+            <m:r>
+              <m:t>p</m:t>
+            </m:r>
+            <m:r>
+              <m:t>s</m:t>
+            </m:r>
+          </m:sub>
+        </m:sSub>
+        <m:d>
+          <m:dPr>
+            <m:begChr m:val="["/>
+            <m:sepChr m:val=""/>
+            <m:endChr m:val="]"/>
+            <m:grow/>
+          </m:dPr>
+          <m:e>
+            <m:r>
+              <m:t>Y</m:t>
+            </m:r>
             <m:r>
               <m:rPr>
                 <m:sty m:val="p"/>
               </m:rPr>
-              <m:t>′</m:t>
-            </m:r>
-          </m:sup>
-        </m:sSup>
-        <m:r>
-          <m:rPr>
-            <m:sty m:val="p"/>
-          </m:rPr>
-          <m:t>]</m:t>
-        </m:r>
+              <m:t>∣</m:t>
+            </m:r>
+            <m:acc>
+              <m:accPr>
+                <m:chr m:val="‾"/>
+              </m:accPr>
+              <m:e>
+                <m:r>
+                  <m:t>A</m:t>
+                </m:r>
+              </m:e>
+            </m:acc>
+            <m:r>
+              <m:rPr>
+                <m:sty m:val="p"/>
+              </m:rPr>
+              <m:t>=</m:t>
+            </m:r>
+            <m:sSup>
+              <m:e>
+                <m:acc>
+                  <m:accPr>
+                    <m:chr m:val="‾"/>
+                  </m:accPr>
+                  <m:e>
+                    <m:r>
+                      <m:t>a</m:t>
+                    </m:r>
+                  </m:e>
+                </m:acc>
+              </m:e>
+              <m:sup>
+                <m:r>
+                  <m:rPr>
+                    <m:sty m:val="p"/>
+                  </m:rPr>
+                  <m:t>′</m:t>
+                </m:r>
+              </m:sup>
+            </m:sSup>
+          </m:e>
+        </m:d>
       </m:oMath>
       <w:ins w:id="31" w:author="PR Preview" w:date="2024-01-01T00:00:00Z">
         <w:r>
@@ -11394,75 +11400,73 @@
                         </m:r>
                       </m:sub>
                     </m:sSub>
-                    <m:r>
-                      <m:rPr>
-                        <m:sty m:val="p"/>
-                      </m:rPr>
-                      <m:t>[</m:t>
-                    </m:r>
-                    <m:r>
-                      <m:t>Y</m:t>
-                    </m:r>
-                    <m:r>
-                      <m:rPr>
-                        <m:sty m:val="p"/>
-                      </m:rPr>
-                      <m:t>∣</m:t>
-                    </m:r>
-                    <m:sSub>
+                    <m:d>
+                      <m:dPr>
+                        <m:begChr m:val="["/>
+                        <m:sepChr m:val=""/>
+                        <m:endChr m:val="]"/>
+                        <m:grow/>
+                      </m:dPr>
                       <m:e>
                         <m:r>
-                          <m:t>A</m:t>
+                          <m:t>Y</m:t>
                         </m:r>
-                      </m:e>
-                      <m:sub>
+                        <m:r>
+                          <m:rPr>
+                            <m:sty m:val="p"/>
+                          </m:rPr>
+                          <m:t>∣</m:t>
+                        </m:r>
+                        <m:sSub>
+                          <m:e>
+                            <m:r>
+                              <m:t>A</m:t>
+                            </m:r>
+                          </m:e>
+                          <m:sub>
+                            <m:r>
+                              <m:t>0</m:t>
+                            </m:r>
+                          </m:sub>
+                        </m:sSub>
+                        <m:r>
+                          <m:rPr>
+                            <m:sty m:val="p"/>
+                          </m:rPr>
+                          <m:t>=</m:t>
+                        </m:r>
                         <m:r>
                           <m:t>0</m:t>
                         </m:r>
-                      </m:sub>
-                    </m:sSub>
-                    <m:r>
-                      <m:rPr>
-                        <m:sty m:val="p"/>
-                      </m:rPr>
-                      <m:t>=</m:t>
-                    </m:r>
-                    <m:r>
-                      <m:t>0</m:t>
-                    </m:r>
-                    <m:r>
-                      <m:rPr>
-                        <m:sty m:val="p"/>
-                      </m:rPr>
-                      <m:t>,</m:t>
-                    </m:r>
-                    <m:sSub>
-                      <m:e>
                         <m:r>
-                          <m:t>A</m:t>
+                          <m:rPr>
+                            <m:sty m:val="p"/>
+                          </m:rPr>
+                          <m:t>,</m:t>
+                        </m:r>
+                        <m:sSub>
+                          <m:e>
+                            <m:r>
+                              <m:t>A</m:t>
+                            </m:r>
+                          </m:e>
+                          <m:sub>
+                            <m:r>
+                              <m:t>1</m:t>
+                            </m:r>
+                          </m:sub>
+                        </m:sSub>
+                        <m:r>
+                          <m:rPr>
+                            <m:sty m:val="p"/>
+                          </m:rPr>
+                          <m:t>=</m:t>
+                        </m:r>
+                        <m:r>
+                          <m:t>0</m:t>
                         </m:r>
                       </m:e>
-                      <m:sub>
-                        <m:r>
-                          <m:t>1</m:t>
-                        </m:r>
-                      </m:sub>
-                    </m:sSub>
-                    <m:r>
-                      <m:rPr>
-                        <m:sty m:val="p"/>
-                      </m:rPr>
-                      <m:t>=</m:t>
-                    </m:r>
-                    <m:r>
-                      <m:t>0</m:t>
-                    </m:r>
-                    <m:r>
-                      <m:rPr>
-                        <m:sty m:val="p"/>
-                      </m:rPr>
-                      <m:t>]</m:t>
-                    </m:r>
+                    </m:d>
                     <m:r>
                       <m:t>&amp;</m:t>
                     </m:r>
@@ -18155,117 +18159,116 @@
                 <m:e>
                   <m:r>
                     <m:rPr>
+                      <m:nor/>
                       <m:sty m:val="p"/>
                     </m:rPr>
                     <m:t>E</m:t>
                   </m:r>
                 </m:e>
               </m:acc>
-              <m:r>
-                <m:rPr>
-                  <m:sty m:val="p"/>
-                </m:rPr>
-                <m:t>[</m:t>
-              </m:r>
-              <m:r>
-                <m:t>Y</m:t>
-              </m:r>
-              <m:r>
-                <m:rPr>
-                  <m:sty m:val="p"/>
-                </m:rPr>
-                <m:t>∣</m:t>
-              </m:r>
-              <m:sSub>
+              <m:d>
+                <m:dPr>
+                  <m:begChr m:val="["/>
+                  <m:sepChr m:val=""/>
+                  <m:endChr m:val="]"/>
+                  <m:grow/>
+                </m:dPr>
                 <m:e>
                   <m:r>
-                    <m:t>L</m:t>
+                    <m:t>Y</m:t>
+                  </m:r>
+                  <m:r>
+                    <m:rPr>
+                      <m:sty m:val="p"/>
+                    </m:rPr>
+                    <m:t>∣</m:t>
+                  </m:r>
+                  <m:sSub>
+                    <m:e>
+                      <m:r>
+                        <m:t>L</m:t>
+                      </m:r>
+                    </m:e>
+                    <m:sub>
+                      <m:r>
+                        <m:t>0</m:t>
+                      </m:r>
+                    </m:sub>
+                  </m:sSub>
+                  <m:r>
+                    <m:rPr>
+                      <m:sty m:val="p"/>
+                    </m:rPr>
+                    <m:t>,</m:t>
+                  </m:r>
+                  <m:sSub>
+                    <m:e>
+                      <m:r>
+                        <m:t>A</m:t>
+                      </m:r>
+                    </m:e>
+                    <m:sub>
+                      <m:r>
+                        <m:t>0</m:t>
+                      </m:r>
+                    </m:sub>
+                  </m:sSub>
+                  <m:r>
+                    <m:rPr>
+                      <m:sty m:val="p"/>
+                    </m:rPr>
+                    <m:t>=</m:t>
+                  </m:r>
+                  <m:r>
+                    <m:t>1</m:t>
+                  </m:r>
+                  <m:r>
+                    <m:rPr>
+                      <m:sty m:val="p"/>
+                    </m:rPr>
+                    <m:t>,</m:t>
+                  </m:r>
+                  <m:sSub>
+                    <m:e>
+                      <m:r>
+                        <m:t>L</m:t>
+                      </m:r>
+                    </m:e>
+                    <m:sub>
+                      <m:r>
+                        <m:t>1</m:t>
+                      </m:r>
+                    </m:sub>
+                  </m:sSub>
+                  <m:r>
+                    <m:rPr>
+                      <m:sty m:val="p"/>
+                    </m:rPr>
+                    <m:t>,</m:t>
+                  </m:r>
+                  <m:sSub>
+                    <m:e>
+                      <m:r>
+                        <m:t>A</m:t>
+                      </m:r>
+                    </m:e>
+                    <m:sub>
+                      <m:r>
+                        <m:t>1</m:t>
+                      </m:r>
+                    </m:sub>
+                  </m:sSub>
+                  <m:r>
+                    <m:rPr>
+                      <m:sty m:val="p"/>
+                    </m:rPr>
+                    <m:t>=</m:t>
+                  </m:r>
+                  <m:r>
+                    <m:t>1</m:t>
                   </m:r>
                 </m:e>
-                <m:sub>
-                  <m:r>
-                    <m:t>0</m:t>
-                  </m:r>
-                </m:sub>
-              </m:sSub>
-              <m:r>
-                <m:rPr>
-                  <m:sty m:val="p"/>
-                </m:rPr>
-                <m:t>,</m:t>
-              </m:r>
-              <m:sSub>
-                <m:e>
-                  <m:r>
-                    <m:t>A</m:t>
-                  </m:r>
-                </m:e>
-                <m:sub>
-                  <m:r>
-                    <m:t>0</m:t>
-                  </m:r>
-                </m:sub>
-              </m:sSub>
-              <m:r>
-                <m:rPr>
-                  <m:sty m:val="p"/>
-                </m:rPr>
-                <m:t>=</m:t>
-              </m:r>
-              <m:r>
-                <m:t>1</m:t>
-              </m:r>
-              <m:r>
-                <m:rPr>
-                  <m:sty m:val="p"/>
-                </m:rPr>
-                <m:t>,</m:t>
-              </m:r>
-              <m:sSub>
-                <m:e>
-                  <m:r>
-                    <m:t>L</m:t>
-                  </m:r>
-                </m:e>
-                <m:sub>
-                  <m:r>
-                    <m:t>1</m:t>
-                  </m:r>
-                </m:sub>
-              </m:sSub>
-              <m:r>
-                <m:rPr>
-                  <m:sty m:val="p"/>
-                </m:rPr>
-                <m:t>,</m:t>
-              </m:r>
-              <m:sSub>
-                <m:e>
-                  <m:r>
-                    <m:t>A</m:t>
-                  </m:r>
-                </m:e>
-                <m:sub>
-                  <m:r>
-                    <m:t>1</m:t>
-                  </m:r>
-                </m:sub>
-              </m:sSub>
-              <m:r>
-                <m:rPr>
-                  <m:sty m:val="p"/>
-                </m:rPr>
-                <m:t>=</m:t>
-              </m:r>
-              <m:r>
-                <m:t>1</m:t>
-              </m:r>
-              <m:r>
-                <m:rPr>
-                  <m:sty m:val="p"/>
-                </m:rPr>
-                <m:t>]</m:t>
-              </m:r>
+              </m:d>
             </m:oMath>
             <w:r>
               <w:t xml:space="preserve"> </w:t>
@@ -18333,130 +18336,129 @@
                 <m:e>
                   <m:r>
                     <m:rPr>
+                      <m:nor/>
                       <m:sty m:val="p"/>
                     </m:rPr>
                     <m:t>E</m:t>
                   </m:r>
                 </m:e>
               </m:acc>
-              <m:r>
-                <m:rPr>
-                  <m:sty m:val="p"/>
-                </m:rPr>
-                <m:t>[</m:t>
-              </m:r>
-              <m:sSub>
+              <m:d>
+                <m:dPr>
+                  <m:begChr m:val="["/>
+                  <m:sepChr m:val=""/>
+                  <m:endChr m:val="]"/>
+                  <m:grow/>
+                </m:dPr>
                 <m:e>
-                  <m:acc>
-                    <m:accPr>
-                      <m:chr m:val="̂"/>
-                    </m:accPr>
+                  <m:sSub>
+                    <m:e>
+                      <m:acc>
+                        <m:accPr>
+                          <m:chr m:val="̂"/>
+                        </m:accPr>
+                        <m:e>
+                          <m:r>
+                            <m:t>b</m:t>
+                          </m:r>
+                        </m:e>
+                      </m:acc>
+                    </m:e>
+                    <m:sub>
+                      <m:r>
+                        <m:t>1</m:t>
+                      </m:r>
+                    </m:sub>
+                  </m:sSub>
+                  <m:r>
+                    <m:rPr>
+                      <m:sty m:val="p"/>
+                    </m:rPr>
+                    <m:t>(</m:t>
+                  </m:r>
+                  <m:sSub>
                     <m:e>
                       <m:r>
-                        <m:t>b</m:t>
+                        <m:t>L</m:t>
                       </m:r>
                     </m:e>
-                  </m:acc>
+                    <m:sub>
+                      <m:r>
+                        <m:t>0</m:t>
+                      </m:r>
+                    </m:sub>
+                  </m:sSub>
+                  <m:r>
+                    <m:rPr>
+                      <m:sty m:val="p"/>
+                    </m:rPr>
+                    <m:t>,</m:t>
+                  </m:r>
+                  <m:sSub>
+                    <m:e>
+                      <m:r>
+                        <m:t>L</m:t>
+                      </m:r>
+                    </m:e>
+                    <m:sub>
+                      <m:r>
+                        <m:t>1</m:t>
+                      </m:r>
+                    </m:sub>
+                  </m:sSub>
+                  <m:r>
+                    <m:rPr>
+                      <m:sty m:val="p"/>
+                    </m:rPr>
+                    <m:t>)</m:t>
+                  </m:r>
+                  <m:r>
+                    <m:rPr>
+                      <m:sty m:val="p"/>
+                    </m:rPr>
+                    <m:t>∣</m:t>
+                  </m:r>
+                  <m:sSub>
+                    <m:e>
+                      <m:r>
+                        <m:t>A</m:t>
+                      </m:r>
+                    </m:e>
+                    <m:sub>
+                      <m:r>
+                        <m:t>0</m:t>
+                      </m:r>
+                    </m:sub>
+                  </m:sSub>
+                  <m:r>
+                    <m:rPr>
+                      <m:sty m:val="p"/>
+                    </m:rPr>
+                    <m:t>=</m:t>
+                  </m:r>
+                  <m:r>
+                    <m:t>1</m:t>
+                  </m:r>
+                  <m:r>
+                    <m:rPr>
+                      <m:sty m:val="p"/>
+                    </m:rPr>
+                    <m:t>,</m:t>
+                  </m:r>
+                  <m:sSub>
+                    <m:e>
+                      <m:r>
+                        <m:t>L</m:t>
+                      </m:r>
+                    </m:e>
+                    <m:sub>
+                      <m:r>
+                        <m:t>0</m:t>
+                      </m:r>
+                    </m:sub>
+                  </m:sSub>
                 </m:e>
-                <m:sub>
-                  <m:r>
-                    <m:t>1</m:t>
-                  </m:r>
-                </m:sub>
-              </m:sSub>
-              <m:r>
-                <m:rPr>
-                  <m:sty m:val="p"/>
-                </m:rPr>
-                <m:t>(</m:t>
-              </m:r>
-              <m:sSub>
-                <m:e>
-                  <m:r>
-                    <m:t>L</m:t>
-                  </m:r>
-                </m:e>
-                <m:sub>
-                  <m:r>
-                    <m:t>0</m:t>
-                  </m:r>
-                </m:sub>
-              </m:sSub>
-              <m:r>
-                <m:rPr>
-                  <m:sty m:val="p"/>
-                </m:rPr>
-                <m:t>,</m:t>
-              </m:r>
-              <m:sSub>
-                <m:e>
-                  <m:r>
-                    <m:t>L</m:t>
-                  </m:r>
-                </m:e>
-                <m:sub>
-                  <m:r>
-                    <m:t>1</m:t>
-                  </m:r>
-                </m:sub>
-              </m:sSub>
-              <m:r>
-                <m:rPr>
-                  <m:sty m:val="p"/>
-                </m:rPr>
-                <m:t>)</m:t>
-              </m:r>
-              <m:r>
-                <m:rPr>
-                  <m:sty m:val="p"/>
-                </m:rPr>
-                <m:t>∣</m:t>
-              </m:r>
-              <m:sSub>
-                <m:e>
-                  <m:r>
-                    <m:t>A</m:t>
-                  </m:r>
-                </m:e>
-                <m:sub>
-                  <m:r>
-                    <m:t>0</m:t>
-                  </m:r>
-                </m:sub>
-              </m:sSub>
-              <m:r>
-                <m:rPr>
-                  <m:sty m:val="p"/>
-                </m:rPr>
-                <m:t>=</m:t>
-              </m:r>
-              <m:r>
-                <m:t>1</m:t>
-              </m:r>
-              <m:r>
-                <m:rPr>
-                  <m:sty m:val="p"/>
-                </m:rPr>
-                <m:t>,</m:t>
-              </m:r>
-              <m:sSub>
-                <m:e>
-                  <m:r>
-                    <m:t>L</m:t>
-                  </m:r>
-                </m:e>
-                <m:sub>
-                  <m:r>
-                    <m:t>0</m:t>
-                  </m:r>
-                </m:sub>
-              </m:sSub>
-              <m:r>
-                <m:rPr>
-                  <m:sty m:val="p"/>
-                </m:rPr>
-                <m:t>]</m:t>
-              </m:r>
+              </m:d>
             </m:oMath>
             <w:r>
               <w:t xml:space="preserve"> </w:t>
@@ -19546,7 +19548,13 @@
               </m:r>
             </m:oMath>
             <w:r>
-              <w:t xml:space="preserve">; the estimator in the main text is an instance of this construction.</w:t>
+              <w:t xml:space="preserve">;</w:t>
+            </w:r>
+            <w:r>
+              <w:t xml:space="preserve"> </w:t>
+            </w:r>
+            <w:r>
+              <w:t xml:space="preserve">the estimator in the main text is an instance of this construction.</w:t>
             </w:r>
           </w:p>
           <w:p/>
@@ -31465,7 +31473,7 @@
       </w:ins>
     </w:p>
     <w:bookmarkEnd w:id="42"/>
-    <w:bookmarkStart w:id="47" w:name="from-hatbeta-to-counterfactual-means"/>
+    <w:bookmarkStart w:id="47" w:name="from-hat-beta-to-counterfactual-means"/>
     <w:p>
       <w:pPr>
         <w:pStyle w:val="Heading3"/>
@@ -31813,43 +31821,42 @@
             <m:e>
               <m:r>
                 <m:rPr>
+                  <m:nor/>
                   <m:sty m:val="p"/>
                 </m:rPr>
                 <m:t>E</m:t>
               </m:r>
             </m:e>
           </m:acc>
-          <m:r>
-            <m:rPr>
-              <m:sty m:val="p"/>
-            </m:rPr>
-            <m:t>[</m:t>
-          </m:r>
-          <m:sSup>
+          <m:d>
+            <m:dPr>
+              <m:begChr m:val="["/>
+              <m:sepChr m:val=""/>
+              <m:endChr m:val="]"/>
+              <m:grow/>
+            </m:dPr>
             <m:e>
-              <m:r>
-                <m:t>Y</m:t>
-              </m:r>
+              <m:sSup>
+                <m:e>
+                  <m:r>
+                    <m:t>Y</m:t>
+                  </m:r>
+                </m:e>
+                <m:sup>
+                  <m:acc>
+                    <m:accPr>
+                      <m:chr m:val="‾"/>
+                    </m:accPr>
+                    <m:e>
+                      <m:r>
+                        <m:t>a</m:t>
+                      </m:r>
+                    </m:e>
+                  </m:acc>
+                </m:sup>
+              </m:sSup>
             </m:e>
-            <m:sup>
-              <m:acc>
-                <m:accPr>
-                  <m:chr m:val="‾"/>
-                </m:accPr>
-                <m:e>
-                  <m:r>
-                    <m:t>a</m:t>
-                  </m:r>
-                </m:e>
-              </m:acc>
-            </m:sup>
-          </m:sSup>
-          <m:r>
-            <m:rPr>
-              <m:sty m:val="p"/>
-            </m:rPr>
-            <m:t>]</m:t>
-          </m:r>
+          </m:d>
           <m:r>
             <m:rPr>
               <m:sty m:val="p"/>
@@ -31863,43 +31870,42 @@
             <m:e>
               <m:r>
                 <m:rPr>
+                  <m:nor/>
                   <m:sty m:val="p"/>
                 </m:rPr>
                 <m:t>E</m:t>
               </m:r>
             </m:e>
           </m:acc>
-          <m:r>
-            <m:rPr>
-              <m:sty m:val="p"/>
-            </m:rPr>
-            <m:t>[</m:t>
-          </m:r>
-          <m:sSup>
+          <m:d>
+            <m:dPr>
+              <m:begChr m:val="["/>
+              <m:sepChr m:val=""/>
+              <m:endChr m:val="]"/>
+              <m:grow/>
+            </m:dPr>
             <m:e>
-              <m:r>
-                <m:t>Y</m:t>
-              </m:r>
+              <m:sSup>
+                <m:e>
+                  <m:r>
+                    <m:t>Y</m:t>
+                  </m:r>
+                </m:e>
+                <m:sup>
+                  <m:acc>
+                    <m:accPr>
+                      <m:chr m:val="‾"/>
+                    </m:accPr>
+                    <m:e>
+                      <m:r>
+                        <m:t>0</m:t>
+                      </m:r>
+                    </m:e>
+                  </m:acc>
+                </m:sup>
+              </m:sSup>
             </m:e>
-            <m:sup>
-              <m:acc>
-                <m:accPr>
-                  <m:chr m:val="‾"/>
-                </m:accPr>
-                <m:e>
-                  <m:r>
-                    <m:t>0</m:t>
-                  </m:r>
-                </m:e>
-              </m:acc>
-            </m:sup>
-          </m:sSup>
-          <m:r>
-            <m:rPr>
-              <m:sty m:val="p"/>
-            </m:rPr>
-            <m:t>]</m:t>
-          </m:r>
+          </m:d>
           <m:r>
             <m:rPr>
               <m:sty m:val="p"/>
@@ -32612,43 +32618,42 @@
                 <m:e>
                   <m:r>
                     <m:rPr>
+                      <m:nor/>
                       <m:sty m:val="p"/>
                     </m:rPr>
                     <m:t>E</m:t>
                   </m:r>
                 </m:e>
               </m:acc>
-              <m:r>
-                <m:rPr>
-                  <m:sty m:val="p"/>
-                </m:rPr>
-                <m:t>[</m:t>
-              </m:r>
-              <m:sSup>
+              <m:d>
+                <m:dPr>
+                  <m:begChr m:val="["/>
+                  <m:sepChr m:val=""/>
+                  <m:endChr m:val="]"/>
+                  <m:grow/>
+                </m:dPr>
                 <m:e>
-                  <m:r>
-                    <m:t>Y</m:t>
-                  </m:r>
-                </m:e>
-                <m:sup>
-                  <m:acc>
-                    <m:accPr>
-                      <m:chr m:val="‾"/>
-                    </m:accPr>
+                  <m:sSup>
                     <m:e>
                       <m:r>
-                        <m:t>0</m:t>
+                        <m:t>Y</m:t>
                       </m:r>
                     </m:e>
-                  </m:acc>
-                </m:sup>
-              </m:sSup>
-              <m:r>
-                <m:rPr>
-                  <m:sty m:val="p"/>
-                </m:rPr>
-                <m:t>]</m:t>
-              </m:r>
+                    <m:sup>
+                      <m:acc>
+                        <m:accPr>
+                          <m:chr m:val="‾"/>
+                        </m:accPr>
+                        <m:e>
+                          <m:r>
+                            <m:t>0</m:t>
+                          </m:r>
+                        </m:e>
+                      </m:acc>
+                    </m:sup>
+                  </m:sSup>
+                </m:e>
+              </m:d>
             </m:oMath>
             <w:r>
               <w:t xml:space="preserve"> </w:t>
@@ -40867,7 +40872,17 @@
       </w:ins>
       <w:ins w:id="152" w:author="PR Preview" w:date="2024-01-01T00:00:00Z">
         <w:r>
-          <w:t xml:space="preserve">: one SNMM equation per time; find</w:t>
+          <w:t xml:space="preserve">: one SNMM equation per time;</w:t>
+        </w:r>
+      </w:ins>
+      <w:ins w:id="152" w:author="PR Preview" w:date="2024-01-01T00:00:00Z">
+        <w:r>
+          <w:t xml:space="preserve"> </w:t>
+        </w:r>
+      </w:ins>
+      <w:ins w:id="152" w:author="PR Preview" w:date="2024-01-01T00:00:00Z">
+        <w:r>
+          <w:t xml:space="preserve">find</w:t>
         </w:r>
       </w:ins>
       <w:ins w:id="152" w:author="PR Preview" w:date="2024-01-01T00:00:00Z">
